--- a/book/dist/光影与信仰-简体.docx
+++ b/book/dist/光影与信仰-简体.docx
@@ -51,7 +51,7 @@
           <w:i w:val="0"/>
           <w:sz w:val="26"/>
         </w:rPr>
-        <w:t>光影与信仰</w:t>
+        <w:t>周津　著</w:t>
       </w:r>
     </w:p>
     <w:p>
@@ -84,7 +84,7 @@
           <w:color w:val="5A5040"/>
           <w:sz w:val="18"/>
         </w:rPr>
-        <w:t>作者：光影与信仰</w:t>
+        <w:t>作者：周津</w:t>
       </w:r>
     </w:p>
     <w:p>
@@ -98,7 +98,7 @@
           <w:color w:val="5A5040"/>
           <w:sz w:val="18"/>
         </w:rPr>
-        <w:t>© 2026 光影与信仰　保留所有权利。</w:t>
+        <w:t>© 2026 周津　保留所有权利。</w:t>
       </w:r>
     </w:p>
     <w:p>
@@ -141,6 +141,20 @@
           <w:sz w:val="18"/>
         </w:rPr>
         <w:t>圣经引文出自《圣经》和合本。</w:t>
+      </w:r>
+    </w:p>
+    <w:p>
+      <w:pPr>
+        <w:ind w:firstLine="0"/>
+      </w:pPr>
+      <w:r>
+        <w:rPr>
+          <w:b w:val="0"/>
+          <w:i w:val="0"/>
+          <w:color w:val="5A5040"/>
+          <w:sz w:val="18"/>
+        </w:rPr>
+        <w:t>本书各篇初稿由人工智能按作者设定的写作规范起草，选题、切入角度、经文选用、事实核对与修订由作者负责。</w:t>
       </w:r>
     </w:p>
     <w:p>
@@ -609,7 +623,7 @@
           <w:b w:val="0"/>
           <w:i w:val="0"/>
         </w:rPr>
-        <w:t>这本书里的二十一篇文章，起初都是为一个小小的网站写的。网站叫“光影与信仰”，原本只是一份路标式的索引：记录华人基督徒作者评过哪些电影，从什么角度切入，原文在哪里。做着做着，我们发现有些电影一直没有人从信仰的眼光认真谈过，或者谈过的文章已经难以找到。于是开始自己写。</w:t>
+        <w:t>这本书里的二十一篇文章，起初都是为一个小小的网站写的。网站叫“光影与信仰”，原本只是一份路标式的索引：记录华人基督徒作者评过哪些电影，从什么角度切入，原文在哪里。做着做着，我发现有些电影一直没有人从信仰的眼光认真谈过，或者谈过的文章已经难以找到。于是开始自己写。</w:t>
       </w:r>
     </w:p>
     <w:p>
@@ -618,7 +632,7 @@
           <w:b w:val="0"/>
           <w:i w:val="0"/>
         </w:rPr>
-        <w:t>写法上，我们给自己立了四条规矩，每一篇都照着做。第一，引用圣经，但经文必须是论证的转轴，而不是文末贴上去的标签；一处贴切的引用，胜过五处装饰性的堆砌。第二，诚实地呈现影片揭示的人心困境，然后走到福音——不停在“我们要学会爱”这样的道德劝勉上，而要走到十字架。第三，从细节里说话：一句台词，一个道具，一个前后呼应的镜头。属灵的解读必须从电影里长出来，而不是套在电影外面。第四，给每个角色留一段肖像。群像片里的每个人往往代表一种人心的样式，把这张“人心地图”画完整，是我们最在意的事。</w:t>
+        <w:t>写法上，我给自己立了四条规矩，每一篇都照着做。第一，引用圣经，但经文必须是论证的转轴，而不是文末贴上去的标签；一处贴切的引用，胜过五处装饰性的堆砌。第二，诚实地呈现影片揭示的人心困境，然后走到福音——不停在“我们要学会爱”这样的道德劝勉上，而要走到十字架。第三，从细节里说话：一句台词，一个道具，一个前后呼应的镜头。属灵的解读必须从电影里长出来，而不是套在电影外面。第四，给每个角色留一段肖像。群像片里的每个人往往代表一种人心的样式，把这张“人心地图”画完整，是我最在意的事。</w:t>
       </w:r>
     </w:p>
     <w:p>
@@ -627,7 +641,7 @@
           <w:b w:val="0"/>
           <w:i w:val="0"/>
         </w:rPr>
-        <w:t>书中的电影跨度很大：从一九五七年的《第七封印》和《12怒汉》，到近年的《心灵奇旅》与《血战钢锯岭》；有好莱坞的商业大片，也有伯格曼、李沧东的作者电影；有皮克斯的动画，也有张艺谋、文牧野的华语片。我们按主题把它们分成五辑：苦难中的追问，自由与救赎，牺牲与公义，记忆、身份与归家，青春与教育。辑与辑之间并没有硬性的界线，读者大可以从任何一篇读起。</w:t>
+        <w:t>书中的电影跨度很大：从一九五七年的《第七封印》和《12怒汉》，到近年的《心灵奇旅》与《血战钢锯岭》；有好莱坞的商业大片，也有伯格曼、李沧东的作者电影；有皮克斯的动画，也有张艺谋、文牧野的华语片。我按主题把它们分成五辑：苦难中的追问，自由与救赎，牺牲与公义，记忆、身份与归家，青春与教育。辑与辑之间并没有硬性的界线，读者大可以从任何一篇读起。</w:t>
       </w:r>
     </w:p>
     <w:p>
@@ -636,7 +650,16 @@
           <w:b w:val="0"/>
           <w:i w:val="0"/>
         </w:rPr>
-        <w:t>我们并不假定读者是基督徒。如果你只是爱电影，希望这些文章能让你看见一些从前没有留意的细节；如果你正在信仰的门口徘徊，希望这些电影能替我们说出一些不容易直接说出的话。至于书中反复出现的那个名字——耶稣——我们相信，他不是我们从外面加给这些电影的，而是这些故事里早已在场、只是常常被错过的那一位。就像《密阳》的片名所说的：阳光是真的，只是隐秘。</w:t>
+        <w:t>我并不假定读者是基督徒。如果你只是爱电影，希望这些文章能让你看见一些从前没有留意的细节；如果你正在信仰的门口徘徊，希望这些电影能替我说出一些不容易直接说出的话。至于书中反复出现的那个名字——耶稣——我相信，他不是我从外面加给这些电影的，而是这些故事里早已在场、只是常常被错过的那一位。就像《密阳》的片名所说的：阳光是真的，只是隐秘。</w:t>
+      </w:r>
+    </w:p>
+    <w:p>
+      <w:r>
+        <w:rPr>
+          <w:b w:val="0"/>
+          <w:i w:val="0"/>
+        </w:rPr>
+        <w:t>最后交代一下这本书是怎么写成的。我是个程序员，不是作家。这些文章的初稿，是我把上面那四条规矩写成一份写作规范，一篇一篇交给人工智能起草的：选哪部电影，从哪句台词切入，经文引到哪里，人物怎么画，都由我来定；写出来之后，核对、取舍与修改由我负责，文责也在我。我把这一点写在这里，是因为一本谈诚实与救赎的书，自己首先不该在写法上遮掩。工具是新的，要说的事却很老：光是真的，只是隐秘。</w:t>
       </w:r>
     </w:p>
     <w:p>
@@ -5341,7 +5364,7 @@
           <w:b w:val="0"/>
           <w:i w:val="0"/>
         </w:rPr>
-        <w:t>“光影与信仰”是一个华人基督徒的电影评论站点（见上方网址），一面为齐宏伟、石衡潭、王书亚等作者的影评做路标式的索引，一面撰写以基督信仰为眼光的原创影评。本书收录的二十一篇文章均首发于该站，网络版可免费阅读。若有指正与回响，欢迎通过站点联系我们。</w:t>
+        <w:t>周津，程序员，基督徒，两个孩子的父亲，在所在教会带领 AWANA 儿童事工。业余经营“光影与信仰”网站（见上方网址），一面为齐宏伟、石衡潭、王书亚等作者的影评做路标式索引，一面撰写以基督信仰为眼光的原创影评。本书二十一篇均首发于该站，网络版可免费阅读；指正与回响，欢迎通过站点联系。</w:t>
       </w:r>
     </w:p>
     <w:p>
